--- a/Doc/Параметри викликів.docx
+++ b/Doc/Параметри викликів.docx
@@ -5,141 +5,6 @@
     <w:p>
       <w:pPr>
         <w:rPr>
-          <w:lang w:val="uk-UA"/>
-        </w:rPr>
-      </w:pPr>
-      <w:r>
-        <w:rPr>
-          <w:lang w:val="ru-RU"/>
-        </w:rPr>
-        <w:t>Значение</w:t>
-      </w:r>
-      <w:r>
-        <w:rPr>
-          <w:lang w:val="ru-RU"/>
-        </w:rPr>
-        <w:t xml:space="preserve"> </w:t>
-      </w:r>
-      <w:r>
-        <w:rPr>
-          <w:lang w:val="ru-RU"/>
-        </w:rPr>
-        <w:t>параметра</w:t>
-      </w:r>
-      <w:r>
-        <w:rPr>
-          <w:lang w:val="ru-RU"/>
-        </w:rPr>
-        <w:t xml:space="preserve"> </w:t>
-      </w:r>
-      <w:proofErr w:type="spellStart"/>
-      <w:r>
-        <w:t>sourceAPPidentity</w:t>
-      </w:r>
-      <w:proofErr w:type="spellEnd"/>
-      <w:r>
-        <w:rPr>
-          <w:lang w:val="ru-RU"/>
-        </w:rPr>
-        <w:t xml:space="preserve">: </w:t>
-      </w:r>
-      <w:r>
-        <w:rPr>
-          <w:lang w:val="ru-RU"/>
-        </w:rPr>
-        <w:t>1</w:t>
-      </w:r>
-      <w:r>
-        <w:t>DD</w:t>
-      </w:r>
-      <w:r>
-        <w:rPr>
-          <w:lang w:val="ru-RU"/>
-        </w:rPr>
-        <w:t>4</w:t>
-      </w:r>
-      <w:r>
-        <w:t>EC</w:t>
-      </w:r>
-      <w:r>
-        <w:rPr>
-          <w:lang w:val="ru-RU"/>
-        </w:rPr>
-        <w:t>32-45</w:t>
-      </w:r>
-      <w:r>
-        <w:t>DB</w:t>
-      </w:r>
-      <w:r>
-        <w:rPr>
-          <w:lang w:val="ru-RU"/>
-        </w:rPr>
-        <w:t>-404</w:t>
-      </w:r>
-      <w:r>
-        <w:t>A</w:t>
-      </w:r>
-      <w:r>
-        <w:rPr>
-          <w:lang w:val="ru-RU"/>
-        </w:rPr>
-        <w:t>-</w:t>
-      </w:r>
-      <w:r>
-        <w:t>A</w:t>
-      </w:r>
-      <w:r>
-        <w:rPr>
-          <w:lang w:val="ru-RU"/>
-        </w:rPr>
-        <w:t>123-6</w:t>
-      </w:r>
-      <w:r>
-        <w:t>F</w:t>
-      </w:r>
-      <w:r>
-        <w:rPr>
-          <w:lang w:val="ru-RU"/>
-        </w:rPr>
-        <w:t>657895</w:t>
-      </w:r>
-      <w:r>
-        <w:t>E</w:t>
-      </w:r>
-      <w:r>
-        <w:rPr>
-          <w:lang w:val="ru-RU"/>
-        </w:rPr>
-        <w:t>502</w:t>
-      </w:r>
-      <w:r>
-        <w:rPr>
-          <w:lang w:val="ru-RU"/>
-        </w:rPr>
-        <w:t xml:space="preserve"> </w:t>
-      </w:r>
-      <w:r>
-        <w:rPr>
-          <w:lang w:val="uk-UA"/>
-        </w:rPr>
-        <w:t xml:space="preserve">(для </w:t>
-      </w:r>
-      <w:r>
-        <w:rPr>
-          <w:lang w:val="uk-UA"/>
-        </w:rPr>
-        <w:t>тестирования</w:t>
-      </w:r>
-      <w:r>
-        <w:rPr>
-          <w:lang w:val="uk-UA"/>
-        </w:rPr>
-        <w:t>)</w:t>
-      </w:r>
-    </w:p>
-    <w:p>
-      <w:pPr>
-        <w:rPr>
           <w:lang w:val="ru-RU"/>
         </w:rPr>
       </w:pPr>
@@ -361,15 +226,15 @@
     <w:p>
       <w:pPr>
         <w:pStyle w:val="2"/>
-        <w:rPr>
-          <w:lang w:val="ru-RU"/>
-        </w:rPr>
-      </w:pPr>
-      <w:r>
-        <w:rPr>
-          <w:lang w:val="ru-RU"/>
-        </w:rPr>
-        <w:t xml:space="preserve">Отправка </w:t>
+      </w:pPr>
+      <w:r>
+        <w:rPr>
+          <w:lang w:val="ru-RU"/>
+        </w:rPr>
+        <w:t>Отправка</w:t>
+      </w:r>
+      <w:r>
+        <w:t xml:space="preserve"> </w:t>
       </w:r>
       <w:r>
         <w:rPr>
@@ -378,9 +243,6 @@
         <w:t>сообщения</w:t>
       </w:r>
       <w:r>
-        <w:rPr>
-          <w:lang w:val="ru-RU"/>
-        </w:rPr>
         <w:t>:</w:t>
       </w:r>
     </w:p>
@@ -419,7 +281,11 @@
         <w:t xml:space="preserve"> </w:t>
       </w:r>
       <w:r>
-        <w:t>name or server IP</w:t>
+        <w:t xml:space="preserve">name or server </w:t>
+      </w:r>
+      <w:proofErr w:type="gramStart"/>
+      <w:r>
+        <w:t>IP</w:t>
       </w:r>
       <w:r>
         <w:t>]</w:t>
@@ -468,6 +334,7 @@
         <w:t>dll</w:t>
       </w:r>
       <w:proofErr w:type="spellEnd"/>
+      <w:proofErr w:type="gramEnd"/>
       <w:r>
         <w:t>/</w:t>
       </w:r>
@@ -1104,15 +971,15 @@
     <w:p>
       <w:pPr>
         <w:pStyle w:val="2"/>
-        <w:rPr>
-          <w:lang w:val="ru-RU"/>
-        </w:rPr>
-      </w:pPr>
-      <w:r>
-        <w:rPr>
-          <w:lang w:val="ru-RU"/>
-        </w:rPr>
-        <w:t xml:space="preserve">Получения </w:t>
+      </w:pPr>
+      <w:r>
+        <w:rPr>
+          <w:lang w:val="ru-RU"/>
+        </w:rPr>
+        <w:t>Получения</w:t>
+      </w:r>
+      <w:r>
+        <w:t xml:space="preserve"> </w:t>
       </w:r>
       <w:r>
         <w:rPr>
@@ -1121,10 +988,22 @@
         <w:t>сообщения</w:t>
       </w:r>
       <w:r>
-        <w:rPr>
-          <w:lang w:val="ru-RU"/>
-        </w:rPr>
-        <w:t xml:space="preserve"> из очереди</w:t>
+        <w:t xml:space="preserve"> </w:t>
+      </w:r>
+      <w:r>
+        <w:rPr>
+          <w:lang w:val="ru-RU"/>
+        </w:rPr>
+        <w:t>из</w:t>
+      </w:r>
+      <w:r>
+        <w:t xml:space="preserve"> </w:t>
+      </w:r>
+      <w:r>
+        <w:rPr>
+          <w:lang w:val="ru-RU"/>
+        </w:rPr>
+        <w:t>очереди</w:t>
       </w:r>
     </w:p>
     <w:p>
@@ -1134,6 +1013,7 @@
       <w:r>
         <w:t xml:space="preserve">: </w:t>
       </w:r>
+      <w:proofErr w:type="gramStart"/>
       <w:r>
         <w:t>http</w:t>
       </w:r>
@@ -1146,6 +1026,7 @@
       <w:r>
         <w:t>]</w:t>
       </w:r>
+      <w:proofErr w:type="gramEnd"/>
       <w:r>
         <w:rPr>
           <w:lang w:val="uk-UA"/>
@@ -1162,7 +1043,11 @@
         <w:t xml:space="preserve"> </w:t>
       </w:r>
       <w:r>
-        <w:t>name or server IP</w:t>
+        <w:t xml:space="preserve">name or server </w:t>
+      </w:r>
+      <w:proofErr w:type="gramStart"/>
+      <w:r>
+        <w:t>IP</w:t>
       </w:r>
       <w:r>
         <w:t>]</w:t>
@@ -1211,6 +1096,7 @@
         <w:t>dll</w:t>
       </w:r>
       <w:proofErr w:type="spellEnd"/>
+      <w:proofErr w:type="gramEnd"/>
       <w:r>
         <w:t>/</w:t>
       </w:r>
@@ -1566,7 +1452,6 @@
         </w:rPr>
       </w:pPr>
       <w:r>
-        <w:lastRenderedPageBreak/>
         <w:t>HTTP</w:t>
       </w:r>
       <w:r>
@@ -1645,6 +1530,7 @@
               <w:rPr>
                 <w:lang w:val="ru-RU"/>
               </w:rPr>
+              <w:lastRenderedPageBreak/>
               <w:t>200</w:t>
             </w:r>
           </w:p>
@@ -2254,7 +2140,11 @@
         <w:t xml:space="preserve"> </w:t>
       </w:r>
       <w:r>
-        <w:t>name or server IP</w:t>
+        <w:t xml:space="preserve">name or server </w:t>
+      </w:r>
+      <w:proofErr w:type="gramStart"/>
+      <w:r>
+        <w:t>IP</w:t>
       </w:r>
       <w:r>
         <w:t>]</w:t>
@@ -2300,6 +2190,7 @@
         <w:t>dll</w:t>
       </w:r>
       <w:proofErr w:type="spellEnd"/>
+      <w:proofErr w:type="gramEnd"/>
     </w:p>
     <w:p>
       <w:r>
@@ -2526,7 +2417,11 @@
         <w:t xml:space="preserve"> </w:t>
       </w:r>
       <w:r>
-        <w:t>name or server IP</w:t>
+        <w:t xml:space="preserve">name or server </w:t>
+      </w:r>
+      <w:proofErr w:type="gramStart"/>
+      <w:r>
+        <w:t>IP</w:t>
       </w:r>
       <w:r>
         <w:t>]</w:t>
@@ -2572,6 +2467,7 @@
         <w:t>dll</w:t>
       </w:r>
       <w:proofErr w:type="spellEnd"/>
+      <w:proofErr w:type="gramEnd"/>
       <w:r>
         <w:t xml:space="preserve">[Path </w:t>
       </w:r>
@@ -2654,7 +2550,13 @@
         <w:t xml:space="preserve">Параметри в </w:t>
       </w:r>
       <w:r>
-        <w:t xml:space="preserve">Header </w:t>
+        <w:t>Header</w:t>
+      </w:r>
+      <w:r>
+        <w:rPr>
+          <w:lang w:val="ru-RU"/>
+        </w:rPr>
+        <w:t xml:space="preserve"> </w:t>
       </w:r>
       <w:r>
         <w:rPr>
@@ -2807,13 +2709,7 @@
         <w:rPr>
           <w:lang w:val="uk-UA"/>
         </w:rPr>
-        <w:t xml:space="preserve">. </w:t>
-      </w:r>
-      <w:r>
-        <w:rPr>
-          <w:lang w:val="uk-UA"/>
-        </w:rPr>
-        <w:t xml:space="preserve">Замість </w:t>
+        <w:t xml:space="preserve">. Замість </w:t>
       </w:r>
       <w:r>
         <w:t>header</w:t>
@@ -2907,18 +2803,18 @@
         <w:rPr>
           <w:lang w:val="uk-UA"/>
         </w:rPr>
+        <w:t xml:space="preserve">Правила формування </w:t>
+      </w:r>
+    </w:p>
+    <w:p>
+      <w:pPr>
+        <w:pStyle w:val="3"/>
+        <w:rPr>
+          <w:lang w:val="uk-UA"/>
+        </w:rPr>
+      </w:pPr>
+      <w:r>
         <w:lastRenderedPageBreak/>
-        <w:t xml:space="preserve">Правила формування </w:t>
-      </w:r>
-    </w:p>
-    <w:p>
-      <w:pPr>
-        <w:pStyle w:val="3"/>
-        <w:rPr>
-          <w:lang w:val="uk-UA"/>
-        </w:rPr>
-      </w:pPr>
-      <w:r>
         <w:t>HTTP</w:t>
       </w:r>
       <w:r>
@@ -3459,7 +3355,1365 @@
         <w:t>UTF-8</w:t>
       </w:r>
     </w:p>
+    <w:p>
+      <w:pPr>
+        <w:pStyle w:val="1"/>
+        <w:rPr>
+          <w:lang w:val="ru-RU"/>
+        </w:rPr>
+      </w:pPr>
+      <w:r>
+        <w:t>RabbitMQ</w:t>
+      </w:r>
+    </w:p>
+    <w:p>
+      <w:pPr>
+        <w:rPr>
+          <w:lang w:val="ru-RU"/>
+        </w:rPr>
+      </w:pPr>
+      <w:r>
+        <w:rPr>
+          <w:lang w:val="ru-RU"/>
+        </w:rPr>
+        <w:t>Для обмена предусмотрено две очереди:</w:t>
+      </w:r>
+    </w:p>
+    <w:p>
+      <w:pPr>
+        <w:pStyle w:val="a3"/>
+        <w:numPr>
+          <w:ilvl w:val="0"/>
+          <w:numId w:val="1"/>
+        </w:numPr>
+        <w:rPr>
+          <w:lang w:val="ru-RU"/>
+        </w:rPr>
+      </w:pPr>
+      <w:r>
+        <w:rPr>
+          <w:lang w:val="ru-RU"/>
+        </w:rPr>
+        <w:t>Входящих документов</w:t>
+      </w:r>
+    </w:p>
+    <w:p>
+      <w:pPr>
+        <w:pStyle w:val="a3"/>
+        <w:numPr>
+          <w:ilvl w:val="0"/>
+          <w:numId w:val="1"/>
+        </w:numPr>
+        <w:rPr>
+          <w:lang w:val="ru-RU"/>
+        </w:rPr>
+      </w:pPr>
+      <w:r>
+        <w:rPr>
+          <w:lang w:val="ru-RU"/>
+        </w:rPr>
+        <w:t>Исходящих документов.</w:t>
+      </w:r>
+    </w:p>
+    <w:p>
+      <w:pPr>
+        <w:rPr>
+          <w:lang w:val="ru-RU"/>
+        </w:rPr>
+      </w:pPr>
+      <w:r>
+        <w:rPr>
+          <w:lang w:val="ru-RU"/>
+        </w:rPr>
+        <w:t xml:space="preserve">Со стороны </w:t>
+      </w:r>
+      <w:r>
+        <w:t>API</w:t>
+      </w:r>
+      <w:r>
+        <w:rPr>
+          <w:lang w:val="ru-RU"/>
+        </w:rPr>
+        <w:t xml:space="preserve"> </w:t>
+      </w:r>
+      <w:r>
+        <w:rPr>
+          <w:lang w:val="ru-RU"/>
+        </w:rPr>
+        <w:t xml:space="preserve">коннектор не устанавливает постоянный </w:t>
+      </w:r>
+      <w:r>
+        <w:t>Consumer</w:t>
+      </w:r>
+      <w:r>
+        <w:rPr>
+          <w:lang w:val="ru-RU"/>
+        </w:rPr>
+        <w:t xml:space="preserve">. </w:t>
+      </w:r>
+      <w:r>
+        <w:rPr>
+          <w:lang w:val="ru-RU"/>
+        </w:rPr>
+        <w:t>Входящая (по отношению к АПИ) очередь проверяется по заданному интервалу</w:t>
+      </w:r>
+    </w:p>
+    <w:p>
+      <w:pPr>
+        <w:rPr>
+          <w:lang w:val="ru-RU"/>
+        </w:rPr>
+      </w:pPr>
+      <w:r>
+        <w:rPr>
+          <w:lang w:val="ru-RU"/>
+        </w:rPr>
+        <w:t>Соединение с брокером коннектор устанавливает один раз при запуске.</w:t>
+      </w:r>
+    </w:p>
+    <w:p>
+      <w:pPr>
+        <w:rPr>
+          <w:lang w:val="ru-RU"/>
+        </w:rPr>
+      </w:pPr>
+      <w:r>
+        <w:rPr>
+          <w:lang w:val="ru-RU"/>
+        </w:rPr>
+        <w:t>Соединение разрывается при получении блока сообщений</w:t>
+      </w:r>
+    </w:p>
+    <w:p>
+      <w:pPr>
+        <w:rPr>
+          <w:lang w:val="ru-RU"/>
+        </w:rPr>
+      </w:pPr>
+      <w:r>
+        <w:rPr>
+          <w:lang w:val="ru-RU"/>
+        </w:rPr>
+        <w:t xml:space="preserve">Сообщений в очереди передаются в виде бинарных пакетов в кодировке </w:t>
+      </w:r>
+      <w:r>
+        <w:t>UTF</w:t>
+      </w:r>
+      <w:r>
+        <w:rPr>
+          <w:lang w:val="ru-RU"/>
+        </w:rPr>
+        <w:t>-8</w:t>
+      </w:r>
+    </w:p>
+    <w:p>
+      <w:pPr>
+        <w:rPr>
+          <w:lang w:val="ru-RU"/>
+        </w:rPr>
+      </w:pPr>
+      <w:r>
+        <w:rPr>
+          <w:lang w:val="ru-RU"/>
+        </w:rPr>
+        <w:t xml:space="preserve">Отправка и получение выполняются с использованием механизма транзакций </w:t>
+      </w:r>
+      <w:r>
+        <w:t>RabbitMQ</w:t>
+      </w:r>
+      <w:r>
+        <w:rPr>
+          <w:lang w:val="ru-RU"/>
+        </w:rPr>
+        <w:t xml:space="preserve"> (</w:t>
+      </w:r>
+      <w:proofErr w:type="spellStart"/>
+      <w:r>
+        <w:rPr>
+          <w:lang w:val="ru-RU"/>
+        </w:rPr>
+        <w:t>TxSelect</w:t>
+      </w:r>
+      <w:proofErr w:type="spellEnd"/>
+      <w:r>
+        <w:rPr>
+          <w:lang w:val="ru-RU"/>
+        </w:rPr>
+        <w:t xml:space="preserve">, </w:t>
+      </w:r>
+      <w:proofErr w:type="spellStart"/>
+      <w:r>
+        <w:t>TxRollback</w:t>
+      </w:r>
+      <w:proofErr w:type="spellEnd"/>
+      <w:r>
+        <w:rPr>
+          <w:lang w:val="ru-RU"/>
+        </w:rPr>
+        <w:t xml:space="preserve">, </w:t>
+      </w:r>
+      <w:proofErr w:type="spellStart"/>
+      <w:r>
+        <w:t>TxCommit</w:t>
+      </w:r>
+      <w:proofErr w:type="spellEnd"/>
+      <w:r>
+        <w:rPr>
+          <w:lang w:val="ru-RU"/>
+        </w:rPr>
+        <w:t>)</w:t>
+      </w:r>
+    </w:p>
+    <w:p>
+      <w:pPr>
+        <w:rPr>
+          <w:lang w:val="ru-RU"/>
+        </w:rPr>
+      </w:pPr>
+      <w:r>
+        <w:rPr>
+          <w:lang w:val="ru-RU"/>
+        </w:rPr>
+        <w:t>При отправке для каждого сообщения заполняются следующие параметры в заголовке:</w:t>
+      </w:r>
+    </w:p>
+    <w:p>
+      <w:pPr>
+        <w:rPr>
+          <w:lang w:val="ru-RU"/>
+        </w:rPr>
+      </w:pPr>
+      <w:proofErr w:type="spellStart"/>
+      <w:r>
+        <w:t>MessageId</w:t>
+      </w:r>
+      <w:proofErr w:type="spellEnd"/>
+      <w:r>
+        <w:rPr>
+          <w:lang w:val="ru-RU"/>
+        </w:rPr>
+        <w:t xml:space="preserve"> = </w:t>
+      </w:r>
+      <w:r>
+        <w:rPr>
+          <w:lang w:val="ru-RU"/>
+        </w:rPr>
+        <w:t xml:space="preserve">Внутренний номер сообщения в очереди </w:t>
+      </w:r>
+    </w:p>
+    <w:p>
+      <w:proofErr w:type="spellStart"/>
+      <w:r>
+        <w:t>AppId</w:t>
+      </w:r>
+      <w:proofErr w:type="spellEnd"/>
+      <w:r>
+        <w:t xml:space="preserve"> = "</w:t>
+      </w:r>
+      <w:r>
+        <w:t>Custodian</w:t>
+      </w:r>
+      <w:r>
+        <w:t xml:space="preserve"> 2016"</w:t>
+      </w:r>
+    </w:p>
+    <w:p>
+      <w:r>
+        <w:t xml:space="preserve"> Type = </w:t>
+      </w:r>
+      <w:r>
+        <w:rPr>
+          <w:lang w:val="ru-RU"/>
+        </w:rPr>
+        <w:t>Имя</w:t>
+      </w:r>
+      <w:r>
+        <w:t xml:space="preserve"> </w:t>
+      </w:r>
+      <w:r>
+        <w:rPr>
+          <w:lang w:val="ru-RU"/>
+        </w:rPr>
+        <w:t>очереди</w:t>
+      </w:r>
+    </w:p>
+    <w:p>
+      <w:pPr>
+        <w:rPr>
+          <w:lang w:val="uk-UA"/>
+        </w:rPr>
+      </w:pPr>
+      <w:r>
+        <w:t xml:space="preserve"> </w:t>
+      </w:r>
+      <w:proofErr w:type="spellStart"/>
+      <w:r>
+        <w:t>DeliveryMode</w:t>
+      </w:r>
+      <w:proofErr w:type="spellEnd"/>
+      <w:r>
+        <w:t xml:space="preserve"> = </w:t>
+      </w:r>
+      <w:proofErr w:type="gramStart"/>
+      <w:r>
+        <w:t>2;</w:t>
+      </w:r>
+      <w:proofErr w:type="gramEnd"/>
+    </w:p>
+    <w:p>
+      <w:pPr>
+        <w:rPr>
+          <w:lang w:val="uk-UA"/>
+        </w:rPr>
+      </w:pPr>
+      <w:r>
+        <w:rPr>
+          <w:lang w:val="uk-UA"/>
+        </w:rPr>
+        <w:t xml:space="preserve">Параметри взаємодії </w:t>
+      </w:r>
+      <w:r>
+        <w:rPr>
+          <w:lang w:val="uk-UA"/>
+        </w:rPr>
+        <w:t>з брокером повідомлень налаштов</w:t>
+      </w:r>
+      <w:r>
+        <w:rPr>
+          <w:lang w:val="uk-UA"/>
+        </w:rPr>
+        <w:t>уються в конфігураційному файлі</w:t>
+      </w:r>
+      <w:r>
+        <w:rPr>
+          <w:lang w:val="uk-UA"/>
+        </w:rPr>
+        <w:t xml:space="preserve"> </w:t>
+      </w:r>
+      <w:r>
+        <w:rPr>
+          <w:lang w:val="uk-UA"/>
+        </w:rPr>
+        <w:t>\</w:t>
+      </w:r>
+      <w:r>
+        <w:t>Private</w:t>
+      </w:r>
+      <w:r>
+        <w:rPr>
+          <w:lang w:val="uk-UA"/>
+        </w:rPr>
+        <w:t>\</w:t>
+      </w:r>
+      <w:r>
+        <w:t>Config</w:t>
+      </w:r>
+      <w:r>
+        <w:rPr>
+          <w:lang w:val="uk-UA"/>
+        </w:rPr>
+        <w:t>.</w:t>
+      </w:r>
+      <w:proofErr w:type="spellStart"/>
+      <w:r>
+        <w:t>ini</w:t>
+      </w:r>
+      <w:proofErr w:type="spellEnd"/>
+    </w:p>
+    <w:p>
+      <w:pPr>
+        <w:pStyle w:val="2"/>
+        <w:rPr>
+          <w:lang w:val="uk-UA"/>
+        </w:rPr>
+      </w:pPr>
+      <w:r>
+        <w:rPr>
+          <w:lang w:val="uk-UA"/>
+        </w:rPr>
+        <w:lastRenderedPageBreak/>
+        <w:t>Приклад заповнення</w:t>
+      </w:r>
+    </w:p>
+    <w:p>
+      <w:pPr>
+        <w:rPr>
+          <w:lang w:val="uk-UA"/>
+        </w:rPr>
+      </w:pPr>
+      <w:r>
+        <w:rPr>
+          <w:lang w:val="uk-UA"/>
+        </w:rPr>
+        <w:t>[</w:t>
+      </w:r>
+      <w:r>
+        <w:t>API</w:t>
+      </w:r>
+      <w:r>
+        <w:rPr>
+          <w:lang w:val="uk-UA"/>
+        </w:rPr>
+        <w:t>_</w:t>
+      </w:r>
+      <w:r>
+        <w:t>MQ</w:t>
+      </w:r>
+      <w:r>
+        <w:rPr>
+          <w:lang w:val="uk-UA"/>
+        </w:rPr>
+        <w:t>]</w:t>
+      </w:r>
+    </w:p>
+    <w:p>
+      <w:pPr>
+        <w:rPr>
+          <w:lang w:val="uk-UA"/>
+        </w:rPr>
+      </w:pPr>
+      <w:r>
+        <w:t>Rabbit</w:t>
+      </w:r>
+      <w:r>
+        <w:rPr>
+          <w:lang w:val="uk-UA"/>
+        </w:rPr>
+        <w:t>_</w:t>
+      </w:r>
+      <w:r>
+        <w:t>Host</w:t>
+      </w:r>
+      <w:r>
+        <w:rPr>
+          <w:lang w:val="uk-UA"/>
+        </w:rPr>
+        <w:t>=10.0.0.1</w:t>
+      </w:r>
+    </w:p>
+    <w:p>
+      <w:proofErr w:type="spellStart"/>
+      <w:r>
+        <w:t>Rabbit_port</w:t>
+      </w:r>
+      <w:proofErr w:type="spellEnd"/>
+      <w:r>
+        <w:t>=5672</w:t>
+      </w:r>
+    </w:p>
+    <w:p>
+      <w:proofErr w:type="spellStart"/>
+      <w:r>
+        <w:t>Rabbit_UserName</w:t>
+      </w:r>
+      <w:proofErr w:type="spellEnd"/>
+      <w:r>
+        <w:t>=User</w:t>
+      </w:r>
+    </w:p>
+    <w:p>
+      <w:proofErr w:type="spellStart"/>
+      <w:r>
+        <w:t>Rabbit_Password</w:t>
+      </w:r>
+      <w:proofErr w:type="spellEnd"/>
+      <w:r>
+        <w:t>=123456</w:t>
+      </w:r>
+    </w:p>
+    <w:p>
+      <w:proofErr w:type="spellStart"/>
+      <w:r>
+        <w:t>Rabbit_Vhost</w:t>
+      </w:r>
+      <w:proofErr w:type="spellEnd"/>
+      <w:r>
+        <w:t>=\</w:t>
+      </w:r>
+    </w:p>
+    <w:p>
+      <w:proofErr w:type="spellStart"/>
+      <w:r>
+        <w:t>Rabbit_useSSL</w:t>
+      </w:r>
+      <w:proofErr w:type="spellEnd"/>
+      <w:r>
+        <w:t>=0</w:t>
+      </w:r>
+    </w:p>
+    <w:p>
+      <w:proofErr w:type="spellStart"/>
+      <w:r>
+        <w:t>Queue_out</w:t>
+      </w:r>
+      <w:proofErr w:type="spellEnd"/>
+      <w:r>
+        <w:t>=</w:t>
+      </w:r>
+      <w:proofErr w:type="spellStart"/>
+      <w:r>
+        <w:t>queue_</w:t>
+      </w:r>
+      <w:proofErr w:type="gramStart"/>
+      <w:r>
+        <w:t>out.server</w:t>
+      </w:r>
+      <w:proofErr w:type="gramEnd"/>
+      <w:r>
+        <w:t>.test</w:t>
+      </w:r>
+      <w:proofErr w:type="spellEnd"/>
+    </w:p>
+    <w:p>
+      <w:proofErr w:type="spellStart"/>
+      <w:r>
+        <w:t>Queue_in</w:t>
+      </w:r>
+      <w:proofErr w:type="spellEnd"/>
+      <w:r>
+        <w:t>=</w:t>
+      </w:r>
+      <w:proofErr w:type="spellStart"/>
+      <w:r>
+        <w:t>queue_</w:t>
+      </w:r>
+      <w:proofErr w:type="gramStart"/>
+      <w:r>
+        <w:t>out.server</w:t>
+      </w:r>
+      <w:proofErr w:type="gramEnd"/>
+      <w:r>
+        <w:t>.test</w:t>
+      </w:r>
+      <w:proofErr w:type="spellEnd"/>
+    </w:p>
+    <w:p>
+      <w:proofErr w:type="spellStart"/>
+      <w:r>
+        <w:t>Rabbit_useExchange</w:t>
+      </w:r>
+      <w:proofErr w:type="spellEnd"/>
+      <w:r>
+        <w:t>=1</w:t>
+      </w:r>
+    </w:p>
+    <w:p>
+      <w:proofErr w:type="spellStart"/>
+      <w:r>
+        <w:t>Exchange_out</w:t>
+      </w:r>
+      <w:proofErr w:type="spellEnd"/>
+      <w:r>
+        <w:t>=</w:t>
+      </w:r>
+      <w:proofErr w:type="spellStart"/>
+      <w:r>
+        <w:t>Exchange_</w:t>
+      </w:r>
+      <w:proofErr w:type="gramStart"/>
+      <w:r>
+        <w:t>out.server</w:t>
+      </w:r>
+      <w:proofErr w:type="gramEnd"/>
+      <w:r>
+        <w:t>.test</w:t>
+      </w:r>
+      <w:proofErr w:type="spellEnd"/>
+    </w:p>
+    <w:p>
+      <w:proofErr w:type="spellStart"/>
+      <w:r>
+        <w:t>routing_key</w:t>
+      </w:r>
+      <w:proofErr w:type="spellEnd"/>
+      <w:r>
+        <w:t>=Key1233</w:t>
+      </w:r>
+    </w:p>
     <w:p/>
+    <w:p>
+      <w:pPr>
+        <w:pStyle w:val="2"/>
+        <w:rPr>
+          <w:lang w:val="uk-UA"/>
+        </w:rPr>
+      </w:pPr>
+      <w:r>
+        <w:rPr>
+          <w:lang w:val="uk-UA"/>
+        </w:rPr>
+        <w:t>Опис параметрів</w:t>
+      </w:r>
+    </w:p>
+    <w:p>
+      <w:pPr>
+        <w:pStyle w:val="3"/>
+        <w:rPr>
+          <w:lang w:val="uk-UA"/>
+        </w:rPr>
+      </w:pPr>
+      <w:proofErr w:type="spellStart"/>
+      <w:r>
+        <w:t>Rabbit_Host</w:t>
+      </w:r>
+      <w:proofErr w:type="spellEnd"/>
+    </w:p>
+    <w:p>
+      <w:pPr>
+        <w:rPr>
+          <w:lang w:val="ru-RU"/>
+        </w:rPr>
+      </w:pPr>
+      <w:r>
+        <w:t>IP</w:t>
+      </w:r>
+      <w:r>
+        <w:rPr>
+          <w:lang w:val="uk-UA"/>
+        </w:rPr>
+        <w:t xml:space="preserve"> </w:t>
+      </w:r>
+      <w:r>
+        <w:rPr>
+          <w:lang w:val="uk-UA"/>
+        </w:rPr>
+        <w:t xml:space="preserve">адреса або </w:t>
+      </w:r>
+      <w:r>
+        <w:t>DNS</w:t>
+      </w:r>
+      <w:r>
+        <w:rPr>
+          <w:lang w:val="uk-UA"/>
+        </w:rPr>
+        <w:t xml:space="preserve"> </w:t>
+      </w:r>
+      <w:r>
+        <w:rPr>
+          <w:lang w:val="uk-UA"/>
+        </w:rPr>
+        <w:t xml:space="preserve">адреса сервера </w:t>
+      </w:r>
+      <w:r>
+        <w:t>RabbitMQ</w:t>
+      </w:r>
+    </w:p>
+    <w:p>
+      <w:pPr>
+        <w:pStyle w:val="3"/>
+        <w:rPr>
+          <w:lang w:val="ru-RU"/>
+        </w:rPr>
+      </w:pPr>
+      <w:r>
+        <w:t>Rabbit</w:t>
+      </w:r>
+      <w:r>
+        <w:rPr>
+          <w:lang w:val="uk-UA"/>
+        </w:rPr>
+        <w:t>_</w:t>
+      </w:r>
+      <w:r>
+        <w:t>port</w:t>
+      </w:r>
+    </w:p>
+    <w:p>
+      <w:pPr>
+        <w:rPr>
+          <w:lang w:val="uk-UA"/>
+        </w:rPr>
+      </w:pPr>
+      <w:r>
+        <w:rPr>
+          <w:lang w:val="uk-UA"/>
+        </w:rPr>
+        <w:t>Порт що буде використовуватися при з’єднанні. Якщо параметр не заповнений то:</w:t>
+      </w:r>
+    </w:p>
+    <w:p>
+      <w:pPr>
+        <w:pStyle w:val="a3"/>
+        <w:numPr>
+          <w:ilvl w:val="0"/>
+          <w:numId w:val="3"/>
+        </w:numPr>
+        <w:rPr>
+          <w:lang w:val="uk-UA"/>
+        </w:rPr>
+      </w:pPr>
+      <w:r>
+        <w:rPr>
+          <w:lang w:val="uk-UA"/>
+        </w:rPr>
+        <w:t xml:space="preserve">При </w:t>
+      </w:r>
+      <w:r>
+        <w:t>Rabbit</w:t>
+      </w:r>
+      <w:r>
+        <w:rPr>
+          <w:lang w:val="ru-RU"/>
+        </w:rPr>
+        <w:t>_</w:t>
+      </w:r>
+      <w:proofErr w:type="spellStart"/>
+      <w:r>
+        <w:t>useSSL</w:t>
+      </w:r>
+      <w:proofErr w:type="spellEnd"/>
+      <w:r>
+        <w:rPr>
+          <w:lang w:val="ru-RU"/>
+        </w:rPr>
+        <w:t>=0</w:t>
+      </w:r>
+      <w:r>
+        <w:rPr>
+          <w:lang w:val="uk-UA"/>
+        </w:rPr>
+        <w:t xml:space="preserve"> використовується порт 5672</w:t>
+      </w:r>
+    </w:p>
+    <w:p>
+      <w:pPr>
+        <w:pStyle w:val="a3"/>
+        <w:numPr>
+          <w:ilvl w:val="0"/>
+          <w:numId w:val="3"/>
+        </w:numPr>
+        <w:rPr>
+          <w:lang w:val="uk-UA"/>
+        </w:rPr>
+      </w:pPr>
+      <w:r>
+        <w:rPr>
+          <w:lang w:val="uk-UA"/>
+        </w:rPr>
+        <w:t xml:space="preserve">При </w:t>
+      </w:r>
+      <w:r>
+        <w:t>Rabbit</w:t>
+      </w:r>
+      <w:r>
+        <w:rPr>
+          <w:lang w:val="ru-RU"/>
+        </w:rPr>
+        <w:t>_</w:t>
+      </w:r>
+      <w:proofErr w:type="spellStart"/>
+      <w:r>
+        <w:t>useSSL</w:t>
+      </w:r>
+      <w:proofErr w:type="spellEnd"/>
+      <w:r>
+        <w:rPr>
+          <w:lang w:val="ru-RU"/>
+        </w:rPr>
+        <w:t>=</w:t>
+      </w:r>
+      <w:r>
+        <w:rPr>
+          <w:lang w:val="uk-UA"/>
+        </w:rPr>
+        <w:t>1 використовується порт 5671</w:t>
+      </w:r>
+    </w:p>
+    <w:p>
+      <w:pPr>
+        <w:pStyle w:val="3"/>
+        <w:rPr>
+          <w:lang w:val="uk-UA"/>
+        </w:rPr>
+      </w:pPr>
+      <w:r>
+        <w:t>Rabbit</w:t>
+      </w:r>
+      <w:r>
+        <w:rPr>
+          <w:lang w:val="uk-UA"/>
+        </w:rPr>
+        <w:t>_</w:t>
+      </w:r>
+      <w:proofErr w:type="spellStart"/>
+      <w:r>
+        <w:t>UserName</w:t>
+      </w:r>
+      <w:proofErr w:type="spellEnd"/>
+    </w:p>
+    <w:p>
+      <w:pPr>
+        <w:rPr>
+          <w:lang w:val="uk-UA"/>
+        </w:rPr>
+      </w:pPr>
+      <w:r>
+        <w:rPr>
+          <w:lang w:val="uk-UA"/>
+        </w:rPr>
+        <w:t xml:space="preserve">Ім’я користувача для авторизації на сервері </w:t>
+      </w:r>
+      <w:r>
+        <w:t>RabbitMQ</w:t>
+      </w:r>
+    </w:p>
+    <w:p>
+      <w:pPr>
+        <w:pStyle w:val="3"/>
+        <w:rPr>
+          <w:lang w:val="ru-RU"/>
+        </w:rPr>
+      </w:pPr>
+      <w:r>
+        <w:t>Rabbit</w:t>
+      </w:r>
+      <w:r>
+        <w:rPr>
+          <w:lang w:val="uk-UA"/>
+        </w:rPr>
+        <w:t>_</w:t>
+      </w:r>
+      <w:r>
+        <w:t>Password</w:t>
+      </w:r>
+    </w:p>
+    <w:p>
+      <w:pPr>
+        <w:rPr>
+          <w:lang w:val="ru-RU"/>
+        </w:rPr>
+      </w:pPr>
+      <w:r>
+        <w:rPr>
+          <w:lang w:val="uk-UA"/>
+        </w:rPr>
+        <w:t xml:space="preserve">Пароль користувача для авторизації на сервері </w:t>
+      </w:r>
+      <w:r>
+        <w:t>RabbitMQ</w:t>
+      </w:r>
+    </w:p>
+    <w:p>
+      <w:pPr>
+        <w:pStyle w:val="3"/>
+        <w:rPr>
+          <w:lang w:val="ru-RU"/>
+        </w:rPr>
+      </w:pPr>
+      <w:r>
+        <w:t>Rabbit</w:t>
+      </w:r>
+      <w:r>
+        <w:rPr>
+          <w:lang w:val="ru-RU"/>
+        </w:rPr>
+        <w:t>_</w:t>
+      </w:r>
+      <w:proofErr w:type="spellStart"/>
+      <w:r>
+        <w:t>Vhost</w:t>
+      </w:r>
+      <w:proofErr w:type="spellEnd"/>
+    </w:p>
+    <w:p>
+      <w:pPr>
+        <w:rPr>
+          <w:lang w:val="uk-UA"/>
+        </w:rPr>
+      </w:pPr>
+      <w:r>
+        <w:rPr>
+          <w:lang w:val="uk-UA"/>
+        </w:rPr>
+        <w:t xml:space="preserve">Значення </w:t>
+      </w:r>
+      <w:proofErr w:type="spellStart"/>
+      <w:r>
+        <w:t>Vhost</w:t>
+      </w:r>
+      <w:proofErr w:type="spellEnd"/>
+      <w:r>
+        <w:rPr>
+          <w:lang w:val="uk-UA"/>
+        </w:rPr>
+        <w:t xml:space="preserve"> </w:t>
+      </w:r>
+      <w:r>
+        <w:t>RabbitMQ</w:t>
+      </w:r>
+      <w:r>
+        <w:rPr>
+          <w:lang w:val="ru-RU"/>
+        </w:rPr>
+        <w:t xml:space="preserve"> </w:t>
+      </w:r>
+      <w:r>
+        <w:rPr>
+          <w:lang w:val="uk-UA"/>
+        </w:rPr>
+        <w:t>на якому створені черги та точки обміну</w:t>
+      </w:r>
+    </w:p>
+    <w:p>
+      <w:pPr>
+        <w:pStyle w:val="3"/>
+        <w:rPr>
+          <w:lang w:val="uk-UA"/>
+        </w:rPr>
+      </w:pPr>
+      <w:r>
+        <w:t>Rabbit</w:t>
+      </w:r>
+      <w:r>
+        <w:rPr>
+          <w:lang w:val="ru-RU"/>
+        </w:rPr>
+        <w:t>_</w:t>
+      </w:r>
+      <w:proofErr w:type="spellStart"/>
+      <w:r>
+        <w:t>useSSL</w:t>
+      </w:r>
+      <w:proofErr w:type="spellEnd"/>
+    </w:p>
+    <w:p>
+      <w:pPr>
+        <w:rPr>
+          <w:lang w:val="ru-RU"/>
+        </w:rPr>
+      </w:pPr>
+      <w:r>
+        <w:rPr>
+          <w:lang w:val="uk-UA"/>
+        </w:rPr>
+        <w:t xml:space="preserve">0 – не використовується </w:t>
+      </w:r>
+      <w:r>
+        <w:t>SSL</w:t>
+      </w:r>
+    </w:p>
+    <w:p>
+      <w:pPr>
+        <w:rPr>
+          <w:lang w:val="uk-UA"/>
+        </w:rPr>
+      </w:pPr>
+      <w:r>
+        <w:rPr>
+          <w:lang w:val="ru-RU"/>
+        </w:rPr>
+        <w:t xml:space="preserve">1 – </w:t>
+      </w:r>
+      <w:r>
+        <w:rPr>
+          <w:lang w:val="uk-UA"/>
+        </w:rPr>
+        <w:t xml:space="preserve">При встановленні з’єднання використовується </w:t>
+      </w:r>
+      <w:r>
+        <w:t>SSL</w:t>
+      </w:r>
+      <w:r>
+        <w:rPr>
+          <w:lang w:val="ru-RU"/>
+        </w:rPr>
+        <w:t xml:space="preserve">. </w:t>
+      </w:r>
+      <w:r>
+        <w:rPr>
+          <w:lang w:val="uk-UA"/>
+        </w:rPr>
+        <w:t xml:space="preserve">Зверніть увагу сертифікат що налаштований на сервері </w:t>
+      </w:r>
+      <w:r>
+        <w:t>RabbitMQ</w:t>
+      </w:r>
+      <w:r>
+        <w:rPr>
+          <w:lang w:val="ru-RU"/>
+        </w:rPr>
+        <w:t xml:space="preserve"> </w:t>
+      </w:r>
+      <w:r>
+        <w:rPr>
+          <w:lang w:val="uk-UA"/>
+        </w:rPr>
+        <w:t>повинен бути довіреним на сервері на якому запущена служба взаємодії</w:t>
+      </w:r>
+    </w:p>
+    <w:p>
+      <w:pPr>
+        <w:pStyle w:val="3"/>
+        <w:rPr>
+          <w:lang w:val="uk-UA"/>
+        </w:rPr>
+      </w:pPr>
+      <w:r>
+        <w:t>Queue</w:t>
+      </w:r>
+      <w:r>
+        <w:rPr>
+          <w:lang w:val="uk-UA"/>
+        </w:rPr>
+        <w:t>_</w:t>
+      </w:r>
+      <w:r>
+        <w:t>out</w:t>
+      </w:r>
+    </w:p>
+    <w:p>
+      <w:pPr>
+        <w:rPr>
+          <w:b/>
+          <w:bCs/>
+          <w:lang w:val="uk-UA"/>
+        </w:rPr>
+      </w:pPr>
+      <w:r>
+        <w:rPr>
+          <w:lang w:val="uk-UA"/>
+        </w:rPr>
+        <w:t xml:space="preserve">Вихідна черга  - Ім’я черги в яку </w:t>
+      </w:r>
+      <w:r>
+        <w:t>Custodian</w:t>
+      </w:r>
+      <w:r>
+        <w:rPr>
+          <w:lang w:val="uk-UA"/>
+        </w:rPr>
+        <w:t xml:space="preserve"> </w:t>
+      </w:r>
+      <w:r>
+        <w:t>Public</w:t>
+      </w:r>
+      <w:r>
+        <w:rPr>
+          <w:lang w:val="uk-UA"/>
+        </w:rPr>
+        <w:t xml:space="preserve"> </w:t>
+      </w:r>
+      <w:r>
+        <w:t>API</w:t>
+      </w:r>
+      <w:r>
+        <w:rPr>
+          <w:lang w:val="uk-UA"/>
+        </w:rPr>
+        <w:t xml:space="preserve"> буде записувати повідомлення.</w:t>
+      </w:r>
+      <w:r>
+        <w:rPr>
+          <w:lang w:val="uk-UA"/>
+        </w:rPr>
+        <w:t xml:space="preserve"> </w:t>
+      </w:r>
+      <w:r>
+        <w:rPr>
+          <w:b/>
+          <w:bCs/>
+          <w:lang w:val="uk-UA"/>
+        </w:rPr>
+        <w:t xml:space="preserve">Може бути налаштовано </w:t>
+      </w:r>
+      <w:r>
+        <w:rPr>
+          <w:b/>
+          <w:bCs/>
+          <w:lang w:val="uk-UA"/>
+        </w:rPr>
+        <w:t>окремо для кожного додатку в налаштування</w:t>
+      </w:r>
+      <w:r>
+        <w:rPr>
+          <w:b/>
+          <w:bCs/>
+          <w:lang w:val="uk-UA"/>
+        </w:rPr>
+        <w:t xml:space="preserve">х </w:t>
+      </w:r>
+      <w:r>
+        <w:rPr>
+          <w:b/>
+          <w:bCs/>
+          <w:lang w:val="uk-UA"/>
+        </w:rPr>
+        <w:t>або через БД</w:t>
+      </w:r>
+    </w:p>
+    <w:p>
+      <w:pPr>
+        <w:pStyle w:val="3"/>
+        <w:rPr>
+          <w:lang w:val="uk-UA"/>
+        </w:rPr>
+      </w:pPr>
+      <w:r>
+        <w:lastRenderedPageBreak/>
+        <w:t>Queue</w:t>
+      </w:r>
+      <w:r>
+        <w:rPr>
+          <w:lang w:val="uk-UA"/>
+        </w:rPr>
+        <w:t>_</w:t>
+      </w:r>
+      <w:r>
+        <w:t>in</w:t>
+      </w:r>
+    </w:p>
+    <w:p>
+      <w:pPr>
+        <w:rPr>
+          <w:lang w:val="uk-UA"/>
+        </w:rPr>
+      </w:pPr>
+      <w:r>
+        <w:rPr>
+          <w:lang w:val="uk-UA"/>
+        </w:rPr>
+        <w:t xml:space="preserve">Вхідна черга - Ім’я черги з якої </w:t>
+      </w:r>
+      <w:r>
+        <w:t>Custodian</w:t>
+      </w:r>
+      <w:r>
+        <w:rPr>
+          <w:lang w:val="uk-UA"/>
+        </w:rPr>
+        <w:t xml:space="preserve"> </w:t>
+      </w:r>
+      <w:r>
+        <w:t>Public</w:t>
+      </w:r>
+      <w:r>
+        <w:rPr>
+          <w:lang w:val="uk-UA"/>
+        </w:rPr>
+        <w:t xml:space="preserve"> </w:t>
+      </w:r>
+      <w:r>
+        <w:t>API</w:t>
+      </w:r>
+      <w:r>
+        <w:rPr>
+          <w:lang w:val="uk-UA"/>
+        </w:rPr>
+        <w:t xml:space="preserve"> буде зчитувати повідомлення.</w:t>
+      </w:r>
+    </w:p>
+    <w:p>
+      <w:pPr>
+        <w:pStyle w:val="3"/>
+        <w:rPr>
+          <w:lang w:val="uk-UA"/>
+        </w:rPr>
+      </w:pPr>
+      <w:r>
+        <w:t>Rabbit</w:t>
+      </w:r>
+      <w:r>
+        <w:rPr>
+          <w:lang w:val="uk-UA"/>
+        </w:rPr>
+        <w:t>_</w:t>
+      </w:r>
+      <w:proofErr w:type="spellStart"/>
+      <w:r>
+        <w:t>useExchange</w:t>
+      </w:r>
+      <w:proofErr w:type="spellEnd"/>
+    </w:p>
+    <w:p>
+      <w:pPr>
+        <w:rPr>
+          <w:lang w:val="uk-UA"/>
+        </w:rPr>
+      </w:pPr>
+      <w:r>
+        <w:rPr>
+          <w:lang w:val="uk-UA"/>
+        </w:rPr>
+        <w:t>Використовувати точку обміну при відправці повідомлення</w:t>
+      </w:r>
+    </w:p>
+    <w:p>
+      <w:pPr>
+        <w:rPr>
+          <w:lang w:val="uk-UA"/>
+        </w:rPr>
+      </w:pPr>
+      <w:r>
+        <w:rPr>
+          <w:lang w:val="uk-UA"/>
+        </w:rPr>
+        <w:t xml:space="preserve">0 – не використовувати. Повідомлення відправляються у чергу </w:t>
+      </w:r>
+      <w:r>
+        <w:t>Queue</w:t>
+      </w:r>
+      <w:r>
+        <w:rPr>
+          <w:lang w:val="ru-RU"/>
+        </w:rPr>
+        <w:t>_</w:t>
+      </w:r>
+      <w:r>
+        <w:t>out</w:t>
+      </w:r>
+    </w:p>
+    <w:p>
+      <w:pPr>
+        <w:rPr>
+          <w:lang w:val="uk-UA"/>
+        </w:rPr>
+      </w:pPr>
+      <w:r>
+        <w:rPr>
+          <w:lang w:val="uk-UA"/>
+        </w:rPr>
+        <w:t xml:space="preserve">1 – Використовується. Повідомлення відправляються у точку обміну </w:t>
+      </w:r>
+      <w:r>
+        <w:t>Exchange</w:t>
+      </w:r>
+      <w:r>
+        <w:rPr>
+          <w:lang w:val="uk-UA"/>
+        </w:rPr>
+        <w:t>_</w:t>
+      </w:r>
+      <w:r>
+        <w:t>out</w:t>
+      </w:r>
+    </w:p>
+    <w:p>
+      <w:pPr>
+        <w:pStyle w:val="3"/>
+        <w:rPr>
+          <w:lang w:val="uk-UA"/>
+        </w:rPr>
+      </w:pPr>
+      <w:r>
+        <w:t>Exchange</w:t>
+      </w:r>
+      <w:r>
+        <w:rPr>
+          <w:lang w:val="uk-UA"/>
+        </w:rPr>
+        <w:t>_</w:t>
+      </w:r>
+      <w:r>
+        <w:t>out</w:t>
+      </w:r>
+    </w:p>
+    <w:p>
+      <w:pPr>
+        <w:rPr>
+          <w:lang w:val="uk-UA"/>
+        </w:rPr>
+      </w:pPr>
+      <w:r>
+        <w:rPr>
+          <w:lang w:val="uk-UA"/>
+        </w:rPr>
+        <w:t xml:space="preserve">Ім’я точки обміну яка буде використана для відправки повідомлення у разі </w:t>
+      </w:r>
+      <w:r>
+        <w:t>Rabbit</w:t>
+      </w:r>
+      <w:r>
+        <w:rPr>
+          <w:lang w:val="uk-UA"/>
+        </w:rPr>
+        <w:t>_</w:t>
+      </w:r>
+      <w:proofErr w:type="spellStart"/>
+      <w:r>
+        <w:t>useExchange</w:t>
+      </w:r>
+      <w:proofErr w:type="spellEnd"/>
+      <w:r>
+        <w:rPr>
+          <w:lang w:val="uk-UA"/>
+        </w:rPr>
+        <w:t>=1</w:t>
+      </w:r>
+    </w:p>
+    <w:p>
+      <w:pPr>
+        <w:pStyle w:val="3"/>
+        <w:rPr>
+          <w:lang w:val="uk-UA"/>
+        </w:rPr>
+      </w:pPr>
+      <w:r>
+        <w:t>routing</w:t>
+      </w:r>
+      <w:r>
+        <w:rPr>
+          <w:lang w:val="uk-UA"/>
+        </w:rPr>
+        <w:t>_</w:t>
+      </w:r>
+      <w:r>
+        <w:t>key</w:t>
+      </w:r>
+    </w:p>
+    <w:p>
+      <w:pPr>
+        <w:rPr>
+          <w:b/>
+          <w:bCs/>
+          <w:lang w:val="uk-UA"/>
+        </w:rPr>
+      </w:pPr>
+      <w:r>
+        <w:rPr>
+          <w:lang w:val="uk-UA"/>
+        </w:rPr>
+        <w:t>Значення «</w:t>
+      </w:r>
+      <w:r>
+        <w:t>routing</w:t>
+      </w:r>
+      <w:r>
+        <w:rPr>
+          <w:lang w:val="uk-UA"/>
+        </w:rPr>
+        <w:t>_</w:t>
+      </w:r>
+      <w:r>
+        <w:t>key</w:t>
+      </w:r>
+      <w:r>
+        <w:rPr>
+          <w:lang w:val="uk-UA"/>
+        </w:rPr>
+        <w:t>» у повідомленні при відправці через точку обміну</w:t>
+      </w:r>
+      <w:r>
+        <w:rPr>
+          <w:lang w:val="uk-UA"/>
+        </w:rPr>
+        <w:t xml:space="preserve">. </w:t>
+      </w:r>
+      <w:r>
+        <w:rPr>
+          <w:b/>
+          <w:bCs/>
+          <w:lang w:val="uk-UA"/>
+        </w:rPr>
+        <w:t>Може бути налаштовано окремо для кожного додатку в налаштуваннях або через БД</w:t>
+      </w:r>
+    </w:p>
+    <w:p>
+      <w:pPr>
+        <w:rPr>
+          <w:lang w:val="uk-UA"/>
+        </w:rPr>
+      </w:pPr>
+    </w:p>
     <w:sectPr>
       <w:pgSz w:w="12240" w:h="15840"/>
       <w:pgMar w:top="1134" w:right="850" w:bottom="1134" w:left="1701" w:header="708" w:footer="708" w:gutter="0"/>
@@ -3674,11 +4928,127 @@
       </w:rPr>
     </w:lvl>
   </w:abstractNum>
+  <w:abstractNum w:abstractNumId="2" w15:restartNumberingAfterBreak="0">
+    <w:nsid w:val="777A4D69"/>
+    <w:multiLevelType w:val="hybridMultilevel"/>
+    <w:tmpl w:val="FA483E12"/>
+    <w:lvl w:ilvl="0" w:tplc="04190001">
+      <w:start w:val="1"/>
+      <w:numFmt w:val="bullet"/>
+      <w:lvlText w:val=""/>
+      <w:lvlJc w:val="left"/>
+      <w:pPr>
+        <w:ind w:left="720" w:hanging="360"/>
+      </w:pPr>
+      <w:rPr>
+        <w:rFonts w:ascii="Symbol" w:hAnsi="Symbol" w:hint="default"/>
+      </w:rPr>
+    </w:lvl>
+    <w:lvl w:ilvl="1" w:tplc="04190003" w:tentative="1">
+      <w:start w:val="1"/>
+      <w:numFmt w:val="bullet"/>
+      <w:lvlText w:val="o"/>
+      <w:lvlJc w:val="left"/>
+      <w:pPr>
+        <w:ind w:left="1440" w:hanging="360"/>
+      </w:pPr>
+      <w:rPr>
+        <w:rFonts w:ascii="Courier New" w:hAnsi="Courier New" w:cs="Courier New" w:hint="default"/>
+      </w:rPr>
+    </w:lvl>
+    <w:lvl w:ilvl="2" w:tplc="04190005" w:tentative="1">
+      <w:start w:val="1"/>
+      <w:numFmt w:val="bullet"/>
+      <w:lvlText w:val=""/>
+      <w:lvlJc w:val="left"/>
+      <w:pPr>
+        <w:ind w:left="2160" w:hanging="360"/>
+      </w:pPr>
+      <w:rPr>
+        <w:rFonts w:ascii="Wingdings" w:hAnsi="Wingdings" w:hint="default"/>
+      </w:rPr>
+    </w:lvl>
+    <w:lvl w:ilvl="3" w:tplc="04190001" w:tentative="1">
+      <w:start w:val="1"/>
+      <w:numFmt w:val="bullet"/>
+      <w:lvlText w:val=""/>
+      <w:lvlJc w:val="left"/>
+      <w:pPr>
+        <w:ind w:left="2880" w:hanging="360"/>
+      </w:pPr>
+      <w:rPr>
+        <w:rFonts w:ascii="Symbol" w:hAnsi="Symbol" w:hint="default"/>
+      </w:rPr>
+    </w:lvl>
+    <w:lvl w:ilvl="4" w:tplc="04190003" w:tentative="1">
+      <w:start w:val="1"/>
+      <w:numFmt w:val="bullet"/>
+      <w:lvlText w:val="o"/>
+      <w:lvlJc w:val="left"/>
+      <w:pPr>
+        <w:ind w:left="3600" w:hanging="360"/>
+      </w:pPr>
+      <w:rPr>
+        <w:rFonts w:ascii="Courier New" w:hAnsi="Courier New" w:cs="Courier New" w:hint="default"/>
+      </w:rPr>
+    </w:lvl>
+    <w:lvl w:ilvl="5" w:tplc="04190005" w:tentative="1">
+      <w:start w:val="1"/>
+      <w:numFmt w:val="bullet"/>
+      <w:lvlText w:val=""/>
+      <w:lvlJc w:val="left"/>
+      <w:pPr>
+        <w:ind w:left="4320" w:hanging="360"/>
+      </w:pPr>
+      <w:rPr>
+        <w:rFonts w:ascii="Wingdings" w:hAnsi="Wingdings" w:hint="default"/>
+      </w:rPr>
+    </w:lvl>
+    <w:lvl w:ilvl="6" w:tplc="04190001" w:tentative="1">
+      <w:start w:val="1"/>
+      <w:numFmt w:val="bullet"/>
+      <w:lvlText w:val=""/>
+      <w:lvlJc w:val="left"/>
+      <w:pPr>
+        <w:ind w:left="5040" w:hanging="360"/>
+      </w:pPr>
+      <w:rPr>
+        <w:rFonts w:ascii="Symbol" w:hAnsi="Symbol" w:hint="default"/>
+      </w:rPr>
+    </w:lvl>
+    <w:lvl w:ilvl="7" w:tplc="04190003" w:tentative="1">
+      <w:start w:val="1"/>
+      <w:numFmt w:val="bullet"/>
+      <w:lvlText w:val="o"/>
+      <w:lvlJc w:val="left"/>
+      <w:pPr>
+        <w:ind w:left="5760" w:hanging="360"/>
+      </w:pPr>
+      <w:rPr>
+        <w:rFonts w:ascii="Courier New" w:hAnsi="Courier New" w:cs="Courier New" w:hint="default"/>
+      </w:rPr>
+    </w:lvl>
+    <w:lvl w:ilvl="8" w:tplc="04190005" w:tentative="1">
+      <w:start w:val="1"/>
+      <w:numFmt w:val="bullet"/>
+      <w:lvlText w:val=""/>
+      <w:lvlJc w:val="left"/>
+      <w:pPr>
+        <w:ind w:left="6480" w:hanging="360"/>
+      </w:pPr>
+      <w:rPr>
+        <w:rFonts w:ascii="Wingdings" w:hAnsi="Wingdings" w:hint="default"/>
+      </w:rPr>
+    </w:lvl>
+  </w:abstractNum>
   <w:num w:numId="1" w16cid:durableId="245846172">
     <w:abstractNumId w:val="0"/>
   </w:num>
   <w:num w:numId="2" w16cid:durableId="112137234">
     <w:abstractNumId w:val="1"/>
+  </w:num>
+  <w:num w:numId="3" w16cid:durableId="1405758846">
+    <w:abstractNumId w:val="2"/>
   </w:num>
 </w:numbering>
 </file>
